--- a/template_uin.docx
+++ b/template_uin.docx
@@ -26,7 +26,21 @@
         <w:rPr>
           <w:b/>
         </w:rPr>
-        <w:t>{{ matkul }}</w:t>
+        <w:t xml:space="preserve">{{ </w:t>
+      </w:r>
+      <w:proofErr w:type="spellStart"/>
+      <w:r>
+        <w:rPr>
+          <w:b/>
+        </w:rPr>
+        <w:t>matkul</w:t>
+      </w:r>
+      <w:proofErr w:type="spellEnd"/>
+      <w:r>
+        <w:rPr>
+          <w:b/>
+        </w:rPr>
+        <w:t xml:space="preserve"> }}</w:t>
       </w:r>
       <w:r>
         <w:rPr>
@@ -40,7 +54,21 @@
         <w:rPr>
           <w:b/>
         </w:rPr>
-        <w:t>{{ judul }}</w:t>
+        <w:t xml:space="preserve">{{ </w:t>
+      </w:r>
+      <w:proofErr w:type="spellStart"/>
+      <w:r>
+        <w:rPr>
+          <w:b/>
+        </w:rPr>
+        <w:t>judul</w:t>
+      </w:r>
+      <w:proofErr w:type="spellEnd"/>
+      <w:r>
+        <w:rPr>
+          <w:b/>
+        </w:rPr>
+        <w:t xml:space="preserve"> }}</w:t>
       </w:r>
       <w:r>
         <w:rPr>
@@ -1848,7 +1876,11 @@
       <w:bookmarkStart w:id="33" w:name="_Toc227413455"/>
       <w:bookmarkStart w:id="34" w:name="_Toc228380217"/>
       <w:r>
-        <w:t>Latar Bela</w:t>
+        <w:t xml:space="preserve">Latar </w:t>
+      </w:r>
+      <w:proofErr w:type="spellStart"/>
+      <w:r>
+        <w:t>Bela</w:t>
       </w:r>
       <w:bookmarkEnd w:id="22"/>
       <w:r>
@@ -1870,6 +1902,7 @@
       </w:r>
       <w:bookmarkEnd w:id="33"/>
       <w:bookmarkEnd w:id="34"/>
+      <w:proofErr w:type="spellEnd"/>
     </w:p>
     <w:p>
       <w:pPr>
@@ -1882,11 +1915,47 @@
           <w:i/>
         </w:rPr>
       </w:pPr>
+      <w:proofErr w:type="gramStart"/>
       <w:r>
         <w:rPr>
           <w:lang w:val="en-US"/>
         </w:rPr>
-        <w:t>{{ latar_belakang }}</w:t>
+        <w:t xml:space="preserve">{{ </w:t>
+      </w:r>
+      <w:proofErr w:type="spellStart"/>
+      <w:r>
+        <w:rPr>
+          <w:lang w:val="en-US"/>
+        </w:rPr>
+        <w:t>latar</w:t>
+      </w:r>
+      <w:proofErr w:type="gramEnd"/>
+      <w:r>
+        <w:rPr>
+          <w:lang w:val="en-US"/>
+        </w:rPr>
+        <w:t>_</w:t>
+      </w:r>
+      <w:proofErr w:type="gramStart"/>
+      <w:r>
+        <w:rPr>
+          <w:lang w:val="en-US"/>
+        </w:rPr>
+        <w:t>belakang</w:t>
+      </w:r>
+      <w:proofErr w:type="spellEnd"/>
+      <w:r>
+        <w:rPr>
+          <w:lang w:val="en-US"/>
+        </w:rPr>
+        <w:t xml:space="preserve"> }</w:t>
+      </w:r>
+      <w:proofErr w:type="gramEnd"/>
+      <w:r>
+        <w:rPr>
+          <w:lang w:val="en-US"/>
+        </w:rPr>
+        <w:t>}</w:t>
       </w:r>
     </w:p>
     <w:p>
@@ -1960,6 +2029,7 @@
           <w:lang w:val="sv-SE"/>
         </w:rPr>
       </w:pPr>
+      <w:proofErr w:type="gramStart"/>
       <w:r>
         <w:rPr>
           <w:rFonts w:eastAsia="Calibri"/>
@@ -1968,7 +2038,62 @@
           <w:iCs/>
           <w:lang w:val="en-US"/>
         </w:rPr>
-        <w:t>{{ rumusan_masalah }}</w:t>
+        <w:t xml:space="preserve">{{ </w:t>
+      </w:r>
+      <w:proofErr w:type="spellStart"/>
+      <w:r>
+        <w:rPr>
+          <w:rFonts w:eastAsia="Calibri"/>
+          <w:b w:val="0"/>
+          <w:bCs/>
+          <w:iCs/>
+          <w:lang w:val="en-US"/>
+        </w:rPr>
+        <w:t>rumusan</w:t>
+      </w:r>
+      <w:proofErr w:type="gramEnd"/>
+      <w:r>
+        <w:rPr>
+          <w:rFonts w:eastAsia="Calibri"/>
+          <w:b w:val="0"/>
+          <w:bCs/>
+          <w:iCs/>
+          <w:lang w:val="en-US"/>
+        </w:rPr>
+        <w:t>_</w:t>
+      </w:r>
+      <w:proofErr w:type="gramStart"/>
+      <w:r>
+        <w:rPr>
+          <w:rFonts w:eastAsia="Calibri"/>
+          <w:b w:val="0"/>
+          <w:bCs/>
+          <w:iCs/>
+          <w:lang w:val="en-US"/>
+        </w:rPr>
+        <w:t>masalah</w:t>
+      </w:r>
+      <w:proofErr w:type="spellEnd"/>
+      <w:r>
+        <w:rPr>
+          <w:rFonts w:eastAsia="Calibri"/>
+          <w:b w:val="0"/>
+          <w:bCs/>
+          <w:iCs/>
+          <w:lang w:val="en-US"/>
+        </w:rPr>
+        <w:t xml:space="preserve"> }</w:t>
+      </w:r>
+      <w:proofErr w:type="gramEnd"/>
+      <w:r>
+        <w:rPr>
+          <w:rFonts w:eastAsia="Calibri"/>
+          <w:b w:val="0"/>
+          <w:bCs/>
+          <w:iCs/>
+          <w:lang w:val="en-US"/>
+        </w:rPr>
+        <w:t>}</w:t>
       </w:r>
     </w:p>
     <w:p>
@@ -1988,10 +2113,12 @@
         </w:rPr>
         <w:t xml:space="preserve"> </w:t>
       </w:r>
+      <w:proofErr w:type="spellStart"/>
       <w:r>
         <w:t>Penelitian</w:t>
       </w:r>
       <w:bookmarkEnd w:id="48"/>
+      <w:proofErr w:type="spellEnd"/>
     </w:p>
     <w:p>
       <w:pPr>
@@ -2007,13 +2134,59 @@
           <w:bCs/>
         </w:rPr>
       </w:pPr>
+      <w:proofErr w:type="gramStart"/>
       <w:r>
         <w:rPr>
           <w:b w:val="0"/>
           <w:bCs/>
           <w:lang w:val="en-US"/>
         </w:rPr>
-        <w:t>{{ tujuan_penelitian }}</w:t>
+        <w:t xml:space="preserve">{{ </w:t>
+      </w:r>
+      <w:proofErr w:type="spellStart"/>
+      <w:r>
+        <w:rPr>
+          <w:b w:val="0"/>
+          <w:bCs/>
+          <w:lang w:val="en-US"/>
+        </w:rPr>
+        <w:t>tujuan</w:t>
+      </w:r>
+      <w:proofErr w:type="gramEnd"/>
+      <w:r>
+        <w:rPr>
+          <w:b w:val="0"/>
+          <w:bCs/>
+          <w:lang w:val="en-US"/>
+        </w:rPr>
+        <w:t>_</w:t>
+      </w:r>
+      <w:proofErr w:type="gramStart"/>
+      <w:r>
+        <w:rPr>
+          <w:b w:val="0"/>
+          <w:bCs/>
+          <w:lang w:val="en-US"/>
+        </w:rPr>
+        <w:t>penelitian</w:t>
+      </w:r>
+      <w:proofErr w:type="spellEnd"/>
+      <w:r>
+        <w:rPr>
+          <w:b w:val="0"/>
+          <w:bCs/>
+          <w:lang w:val="en-US"/>
+        </w:rPr>
+        <w:t xml:space="preserve"> }</w:t>
+      </w:r>
+      <w:proofErr w:type="gramEnd"/>
+      <w:r>
+        <w:rPr>
+          <w:b w:val="0"/>
+          <w:bCs/>
+          <w:lang w:val="en-US"/>
+        </w:rPr>
+        <w:t>}</w:t>
       </w:r>
     </w:p>
     <w:p>
@@ -2147,8 +2320,21 @@
       <w:bookmarkEnd w:id="70"/>
       <w:bookmarkEnd w:id="71"/>
       <w:bookmarkEnd w:id="72"/>
-      <w:r>
-        <w:t>{{ sub_bab_1 }}</w:t>
+      <w:proofErr w:type="gramStart"/>
+      <w:r>
+        <w:t>{{ sub</w:t>
+      </w:r>
+      <w:proofErr w:type="gramEnd"/>
+      <w:r>
+        <w:t>_bab_</w:t>
+      </w:r>
+      <w:proofErr w:type="gramStart"/>
+      <w:r>
+        <w:t>1 }</w:t>
+      </w:r>
+      <w:proofErr w:type="gramEnd"/>
+      <w:r>
+        <w:t>}</w:t>
       </w:r>
       <w:r>
         <w:rPr>
@@ -2166,11 +2352,33 @@
           <w:lang w:val="sv-SE"/>
         </w:rPr>
       </w:pPr>
+      <w:proofErr w:type="gramStart"/>
       <w:r>
         <w:rPr>
           <w:lang w:val="en-US"/>
         </w:rPr>
-        <w:t>{{ isi_sub_1 }}</w:t>
+        <w:t>{{ isi</w:t>
+      </w:r>
+      <w:proofErr w:type="gramEnd"/>
+      <w:r>
+        <w:rPr>
+          <w:lang w:val="en-US"/>
+        </w:rPr>
+        <w:t>_sub_</w:t>
+      </w:r>
+      <w:proofErr w:type="gramStart"/>
+      <w:r>
+        <w:rPr>
+          <w:lang w:val="en-US"/>
+        </w:rPr>
+        <w:t>1 }</w:t>
+      </w:r>
+      <w:proofErr w:type="gramEnd"/>
+      <w:r>
+        <w:rPr>
+          <w:lang w:val="en-US"/>
+        </w:rPr>
+        <w:t>}</w:t>
       </w:r>
     </w:p>
     <w:p>
@@ -2201,8 +2409,21 @@
       <w:bookmarkEnd w:id="81"/>
       <w:bookmarkEnd w:id="82"/>
       <w:bookmarkEnd w:id="83"/>
-      <w:r>
-        <w:t>{{ sub_bab_2 }}</w:t>
+      <w:proofErr w:type="gramStart"/>
+      <w:r>
+        <w:t>{{ sub</w:t>
+      </w:r>
+      <w:proofErr w:type="gramEnd"/>
+      <w:r>
+        <w:t>_bab_</w:t>
+      </w:r>
+      <w:proofErr w:type="gramStart"/>
+      <w:r>
+        <w:t>2 }</w:t>
+      </w:r>
+      <w:proofErr w:type="gramEnd"/>
+      <w:r>
+        <w:t>}</w:t>
       </w:r>
       <w:r>
         <w:rPr>
@@ -2218,23 +2439,34 @@
         <w:spacing w:before="240" w:line="360" w:lineRule="auto"/>
         <w:ind w:left="425" w:firstLine="720"/>
       </w:pPr>
+      <w:proofErr w:type="gramStart"/>
       <w:r>
         <w:rPr>
           <w:lang w:val="en-US"/>
         </w:rPr>
-        <w:t>{{ isi_sub_2 }}</w:t>
-      </w:r>
-      <w:r>
-        <w:t>.</w:t>
-      </w:r>
-    </w:p>
-    <w:p>
-      <w:pPr>
-        <w:pStyle w:val="2Subbab"/>
-        <w:rPr>
-          <w:lang w:val="sv-SE"/>
-        </w:rPr>
-      </w:pPr>
+        <w:t>{{ isi</w:t>
+      </w:r>
+      <w:proofErr w:type="gramEnd"/>
+      <w:r>
+        <w:rPr>
+          <w:lang w:val="en-US"/>
+        </w:rPr>
+        <w:t>_sub_</w:t>
+      </w:r>
+      <w:proofErr w:type="gramStart"/>
+      <w:r>
+        <w:rPr>
+          <w:lang w:val="en-US"/>
+        </w:rPr>
+        <w:t>2 }</w:t>
+      </w:r>
+      <w:proofErr w:type="gramEnd"/>
+      <w:r>
+        <w:rPr>
+          <w:lang w:val="en-US"/>
+        </w:rPr>
+        <w:t>}</w:t>
+      </w:r>
       <w:bookmarkStart w:id="85" w:name="_Toc227408269"/>
       <w:bookmarkStart w:id="86" w:name="_Toc227408305"/>
       <w:bookmarkStart w:id="87" w:name="_Toc227408505"/>
@@ -2245,7 +2477,16 @@
       <w:bookmarkStart w:id="92" w:name="_Toc227408907"/>
       <w:bookmarkStart w:id="93" w:name="_Toc227409440"/>
       <w:bookmarkStart w:id="94" w:name="_Toc227413462"/>
-      <w:bookmarkStart w:id="95" w:name="_Toc228380223"/>
+      <w:bookmarkStart w:id="95" w:name="_Toc227408270"/>
+      <w:bookmarkStart w:id="96" w:name="_Toc227408306"/>
+      <w:bookmarkStart w:id="97" w:name="_Toc227408506"/>
+      <w:bookmarkStart w:id="98" w:name="_Toc227408526"/>
+      <w:bookmarkStart w:id="99" w:name="_Toc227408657"/>
+      <w:bookmarkStart w:id="100" w:name="_Toc227408764"/>
+      <w:bookmarkStart w:id="101" w:name="_Toc227408888"/>
+      <w:bookmarkStart w:id="102" w:name="_Toc227408908"/>
+      <w:bookmarkStart w:id="103" w:name="_Toc227409441"/>
+      <w:bookmarkStart w:id="104" w:name="_Toc227413463"/>
       <w:bookmarkEnd w:id="85"/>
       <w:bookmarkEnd w:id="86"/>
       <w:bookmarkEnd w:id="87"/>
@@ -2256,51 +2497,7 @@
       <w:bookmarkEnd w:id="92"/>
       <w:bookmarkEnd w:id="93"/>
       <w:bookmarkEnd w:id="94"/>
-      <w:r>
-        <w:t>{{ sub_bab_3 }}</w:t>
-      </w:r>
-      <w:r>
-        <w:rPr>
-          <w:lang w:val="sv-SE"/>
-        </w:rPr>
-        <w:t>.</w:t>
-      </w:r>
       <w:bookmarkEnd w:id="95"/>
-    </w:p>
-    <w:p>
-      <w:pPr>
-        <w:pStyle w:val="3Paragraf"/>
-        <w:spacing w:before="240" w:line="360" w:lineRule="auto"/>
-        <w:ind w:left="425" w:firstLine="720"/>
-      </w:pPr>
-      <w:r>
-        <w:rPr>
-          <w:lang w:val="en-US"/>
-        </w:rPr>
-        <w:t>{{ isi_sub_3 }}</w:t>
-      </w:r>
-      <w:r>
-        <w:t>.</w:t>
-      </w:r>
-    </w:p>
-    <w:p>
-      <w:pPr>
-        <w:pStyle w:val="2Subbab"/>
-        <w:rPr>
-          <w:lang w:val="sv-SE"/>
-        </w:rPr>
-      </w:pPr>
-      <w:bookmarkStart w:id="96" w:name="_Toc227408270"/>
-      <w:bookmarkStart w:id="97" w:name="_Toc227408306"/>
-      <w:bookmarkStart w:id="98" w:name="_Toc227408506"/>
-      <w:bookmarkStart w:id="99" w:name="_Toc227408526"/>
-      <w:bookmarkStart w:id="100" w:name="_Toc227408657"/>
-      <w:bookmarkStart w:id="101" w:name="_Toc227408764"/>
-      <w:bookmarkStart w:id="102" w:name="_Toc227408888"/>
-      <w:bookmarkStart w:id="103" w:name="_Toc227408908"/>
-      <w:bookmarkStart w:id="104" w:name="_Toc227409441"/>
-      <w:bookmarkStart w:id="105" w:name="_Toc227413463"/>
-      <w:bookmarkStart w:id="106" w:name="_Toc228380224"/>
       <w:bookmarkEnd w:id="96"/>
       <w:bookmarkEnd w:id="97"/>
       <w:bookmarkEnd w:id="98"/>
@@ -2310,45 +2507,6 @@
       <w:bookmarkEnd w:id="102"/>
       <w:bookmarkEnd w:id="103"/>
       <w:bookmarkEnd w:id="104"/>
-      <w:bookmarkEnd w:id="105"/>
-      <w:r>
-        <w:t>{{ sub_bab_4 }}</w:t>
-      </w:r>
-      <w:r>
-        <w:rPr>
-          <w:lang w:val="sv-SE"/>
-        </w:rPr>
-        <w:t>.</w:t>
-      </w:r>
-      <w:bookmarkEnd w:id="106"/>
-    </w:p>
-    <w:p>
-      <w:pPr>
-        <w:pStyle w:val="3Paragraf"/>
-        <w:spacing w:before="240" w:line="360" w:lineRule="auto"/>
-        <w:ind w:left="425" w:firstLine="720"/>
-        <w:rPr>
-          <w:lang w:val="sv-SE"/>
-        </w:rPr>
-      </w:pPr>
-      <w:r>
-        <w:rPr>
-          <w:lang w:val="en-US"/>
-        </w:rPr>
-        <w:t>{{ isi_sub_4 }}</w:t>
-      </w:r>
-      <w:r>
-        <w:t>.</w:t>
-      </w:r>
-    </w:p>
-    <w:p>
-      <w:pPr>
-        <w:pStyle w:val="3Paragraf"/>
-        <w:ind w:left="425" w:firstLine="425"/>
-        <w:rPr>
-          <w:lang w:val="sv-SE"/>
-        </w:rPr>
-      </w:pPr>
     </w:p>
     <w:p>
       <w:pPr>
@@ -2376,19 +2534,19 @@
           <w:szCs w:val="40"/>
         </w:rPr>
       </w:pPr>
-      <w:bookmarkStart w:id="107" w:name="_Toc182235167"/>
-      <w:bookmarkStart w:id="108" w:name="_Toc192944207"/>
-      <w:bookmarkStart w:id="109" w:name="_Toc227408271"/>
-      <w:bookmarkStart w:id="110" w:name="_Toc227408307"/>
-      <w:bookmarkStart w:id="111" w:name="_Toc227408507"/>
-      <w:bookmarkStart w:id="112" w:name="_Toc227408527"/>
-      <w:bookmarkStart w:id="113" w:name="_Toc227408658"/>
-      <w:bookmarkStart w:id="114" w:name="_Toc227408765"/>
-      <w:bookmarkStart w:id="115" w:name="_Toc227408889"/>
-      <w:bookmarkStart w:id="116" w:name="_Toc227408909"/>
-      <w:bookmarkStart w:id="117" w:name="_Toc227409442"/>
-      <w:bookmarkStart w:id="118" w:name="_Toc227413464"/>
-      <w:bookmarkStart w:id="119" w:name="_Toc228380225"/>
+      <w:bookmarkStart w:id="105" w:name="_Toc182235167"/>
+      <w:bookmarkStart w:id="106" w:name="_Toc192944207"/>
+      <w:bookmarkStart w:id="107" w:name="_Toc227408271"/>
+      <w:bookmarkStart w:id="108" w:name="_Toc227408307"/>
+      <w:bookmarkStart w:id="109" w:name="_Toc227408507"/>
+      <w:bookmarkStart w:id="110" w:name="_Toc227408527"/>
+      <w:bookmarkStart w:id="111" w:name="_Toc227408658"/>
+      <w:bookmarkStart w:id="112" w:name="_Toc227408765"/>
+      <w:bookmarkStart w:id="113" w:name="_Toc227408889"/>
+      <w:bookmarkStart w:id="114" w:name="_Toc227408909"/>
+      <w:bookmarkStart w:id="115" w:name="_Toc227409442"/>
+      <w:bookmarkStart w:id="116" w:name="_Toc227413464"/>
+      <w:bookmarkStart w:id="117" w:name="_Toc228380225"/>
       <w:r>
         <w:rPr>
           <w:sz w:val="32"/>
@@ -2411,6 +2569,8 @@
         </w:rPr>
         <w:t>PENUTUP</w:t>
       </w:r>
+      <w:bookmarkEnd w:id="105"/>
+      <w:bookmarkEnd w:id="106"/>
       <w:bookmarkEnd w:id="107"/>
       <w:bookmarkEnd w:id="108"/>
       <w:bookmarkEnd w:id="109"/>
@@ -2422,8 +2582,6 @@
       <w:bookmarkEnd w:id="115"/>
       <w:bookmarkEnd w:id="116"/>
       <w:bookmarkEnd w:id="117"/>
-      <w:bookmarkEnd w:id="118"/>
-      <w:bookmarkEnd w:id="119"/>
     </w:p>
     <w:p>
       <w:pPr>
@@ -2435,22 +2593,24 @@
         <w:ind w:left="284" w:hanging="284"/>
         <w:jc w:val="left"/>
       </w:pPr>
-      <w:bookmarkStart w:id="120" w:name="_Toc182235168"/>
-      <w:bookmarkStart w:id="121" w:name="_Toc192944208"/>
-      <w:bookmarkStart w:id="122" w:name="_Toc227408272"/>
-      <w:bookmarkStart w:id="123" w:name="_Toc227408308"/>
-      <w:bookmarkStart w:id="124" w:name="_Toc227408508"/>
-      <w:bookmarkStart w:id="125" w:name="_Toc227408528"/>
-      <w:bookmarkStart w:id="126" w:name="_Toc227408659"/>
-      <w:bookmarkStart w:id="127" w:name="_Toc227408766"/>
-      <w:bookmarkStart w:id="128" w:name="_Toc227408890"/>
-      <w:bookmarkStart w:id="129" w:name="_Toc227408910"/>
-      <w:bookmarkStart w:id="130" w:name="_Toc227409443"/>
-      <w:bookmarkStart w:id="131" w:name="_Toc227413465"/>
-      <w:bookmarkStart w:id="132" w:name="_Toc228380226"/>
+      <w:bookmarkStart w:id="118" w:name="_Toc182235168"/>
+      <w:bookmarkStart w:id="119" w:name="_Toc192944208"/>
+      <w:bookmarkStart w:id="120" w:name="_Toc227408272"/>
+      <w:bookmarkStart w:id="121" w:name="_Toc227408308"/>
+      <w:bookmarkStart w:id="122" w:name="_Toc227408508"/>
+      <w:bookmarkStart w:id="123" w:name="_Toc227408528"/>
+      <w:bookmarkStart w:id="124" w:name="_Toc227408659"/>
+      <w:bookmarkStart w:id="125" w:name="_Toc227408766"/>
+      <w:bookmarkStart w:id="126" w:name="_Toc227408890"/>
+      <w:bookmarkStart w:id="127" w:name="_Toc227408910"/>
+      <w:bookmarkStart w:id="128" w:name="_Toc227409443"/>
+      <w:bookmarkStart w:id="129" w:name="_Toc227413465"/>
+      <w:bookmarkStart w:id="130" w:name="_Toc228380226"/>
       <w:r>
         <w:t>Kesimpulan</w:t>
       </w:r>
+      <w:bookmarkEnd w:id="118"/>
+      <w:bookmarkEnd w:id="119"/>
       <w:bookmarkEnd w:id="120"/>
       <w:bookmarkEnd w:id="121"/>
       <w:bookmarkEnd w:id="122"/>
@@ -2462,8 +2622,6 @@
       <w:bookmarkEnd w:id="128"/>
       <w:bookmarkEnd w:id="129"/>
       <w:bookmarkEnd w:id="130"/>
-      <w:bookmarkEnd w:id="131"/>
-      <w:bookmarkEnd w:id="132"/>
     </w:p>
     <w:p>
       <w:pPr>
@@ -2481,11 +2639,27 @@
           <w:docGrid w:linePitch="360"/>
         </w:sectPr>
       </w:pPr>
+      <w:proofErr w:type="gramStart"/>
       <w:r>
         <w:rPr>
           <w:rFonts w:eastAsia="Calibri"/>
         </w:rPr>
-        <w:t>{{ kesimpulan }}</w:t>
+        <w:t xml:space="preserve">{{ </w:t>
+      </w:r>
+      <w:proofErr w:type="spellStart"/>
+      <w:r>
+        <w:rPr>
+          <w:rFonts w:eastAsia="Calibri"/>
+        </w:rPr>
+        <w:t>kesimpulan</w:t>
+      </w:r>
+      <w:proofErr w:type="spellEnd"/>
+      <w:proofErr w:type="gramEnd"/>
+      <w:r>
+        <w:rPr>
+          <w:rFonts w:eastAsia="Calibri"/>
+        </w:rPr>
+        <w:t xml:space="preserve"> }}</w:t>
       </w:r>
     </w:p>
     <w:p>
@@ -2496,17 +2670,17 @@
           <w:szCs w:val="40"/>
         </w:rPr>
       </w:pPr>
-      <w:bookmarkStart w:id="133" w:name="_Toc227408273"/>
-      <w:bookmarkStart w:id="134" w:name="_Toc227408309"/>
-      <w:bookmarkStart w:id="135" w:name="_Toc227408509"/>
-      <w:bookmarkStart w:id="136" w:name="_Toc227408529"/>
-      <w:bookmarkStart w:id="137" w:name="_Toc227408660"/>
-      <w:bookmarkStart w:id="138" w:name="_Toc227408767"/>
-      <w:bookmarkStart w:id="139" w:name="_Toc227408891"/>
-      <w:bookmarkStart w:id="140" w:name="_Toc227408911"/>
-      <w:bookmarkStart w:id="141" w:name="_Toc227409444"/>
-      <w:bookmarkStart w:id="142" w:name="_Toc227413466"/>
-      <w:bookmarkStart w:id="143" w:name="_Toc228380227"/>
+      <w:bookmarkStart w:id="131" w:name="_Toc227408273"/>
+      <w:bookmarkStart w:id="132" w:name="_Toc227408309"/>
+      <w:bookmarkStart w:id="133" w:name="_Toc227408509"/>
+      <w:bookmarkStart w:id="134" w:name="_Toc227408529"/>
+      <w:bookmarkStart w:id="135" w:name="_Toc227408660"/>
+      <w:bookmarkStart w:id="136" w:name="_Toc227408767"/>
+      <w:bookmarkStart w:id="137" w:name="_Toc227408891"/>
+      <w:bookmarkStart w:id="138" w:name="_Toc227408911"/>
+      <w:bookmarkStart w:id="139" w:name="_Toc227409444"/>
+      <w:bookmarkStart w:id="140" w:name="_Toc227413466"/>
+      <w:bookmarkStart w:id="141" w:name="_Toc228380227"/>
       <w:r>
         <w:rPr>
           <w:sz w:val="32"/>
@@ -2515,6 +2689,8 @@
         <w:lastRenderedPageBreak/>
         <w:t>DAFTAR PUSTAKA</w:t>
       </w:r>
+      <w:bookmarkEnd w:id="131"/>
+      <w:bookmarkEnd w:id="132"/>
       <w:bookmarkEnd w:id="133"/>
       <w:bookmarkEnd w:id="134"/>
       <w:bookmarkEnd w:id="135"/>
@@ -2524,8 +2700,6 @@
       <w:bookmarkEnd w:id="139"/>
       <w:bookmarkEnd w:id="140"/>
       <w:bookmarkEnd w:id="141"/>
-      <w:bookmarkEnd w:id="142"/>
-      <w:bookmarkEnd w:id="143"/>
     </w:p>
     <w:p>
       <w:pPr>
@@ -2552,11 +2726,47 @@
           <w:lang w:val="en-ID"/>
         </w:rPr>
       </w:pPr>
+      <w:proofErr w:type="gramStart"/>
       <w:r>
         <w:rPr>
           <w:lang w:val="en-ID"/>
         </w:rPr>
-        <w:t>{{ daftar_pustaka }}</w:t>
+        <w:t xml:space="preserve">{{ </w:t>
+      </w:r>
+      <w:proofErr w:type="spellStart"/>
+      <w:r>
+        <w:rPr>
+          <w:lang w:val="en-ID"/>
+        </w:rPr>
+        <w:t>daftar</w:t>
+      </w:r>
+      <w:proofErr w:type="gramEnd"/>
+      <w:r>
+        <w:rPr>
+          <w:lang w:val="en-ID"/>
+        </w:rPr>
+        <w:t>_</w:t>
+      </w:r>
+      <w:proofErr w:type="gramStart"/>
+      <w:r>
+        <w:rPr>
+          <w:lang w:val="en-ID"/>
+        </w:rPr>
+        <w:t>pustaka</w:t>
+      </w:r>
+      <w:proofErr w:type="spellEnd"/>
+      <w:r>
+        <w:rPr>
+          <w:lang w:val="en-ID"/>
+        </w:rPr>
+        <w:t xml:space="preserve"> }</w:t>
+      </w:r>
+      <w:proofErr w:type="gramEnd"/>
+      <w:r>
+        <w:rPr>
+          <w:lang w:val="en-ID"/>
+        </w:rPr>
+        <w:t>}</w:t>
       </w:r>
     </w:p>
     <w:p>
@@ -2716,7 +2926,14 @@
             <w:noProof/>
             <w:lang w:val="id-ID"/>
           </w:rPr>
-          <w:t>12</w:t>
+          <w:t>1</w:t>
+        </w:r>
+        <w:r>
+          <w:rPr>
+            <w:noProof/>
+            <w:lang w:val="id-ID"/>
+          </w:rPr>
+          <w:t>2</w:t>
         </w:r>
         <w:r>
           <w:rPr>
